--- a/public/Sayan_Banerjee_CV.docx
+++ b/public/Sayan_Banerjee_CV.docx
@@ -2101,8 +2101,9 @@
           <w:color w:val="0000FF"/>
           <w:sz w:val="16"/>
           <w:szCs w:val="16"/>
-        </w:rPr>
-        <w:t>LINK</w:t>
+          <w:u w:val="single"/>
+        </w:rPr>
+        <w:t>https://main.d2v4gj03lznuk9.amplifyapp.com/</w:t>
       </w:r>
       <w:r>
         <w:rPr>
@@ -2126,39 +2127,14 @@
           <w:sz w:val="16"/>
           <w:szCs w:val="16"/>
         </w:rPr>
-        <w:tab/>
-      </w:r>
-      <w:r>
-        <w:rPr>
-          <w:rFonts w:ascii="Arial" w:eastAsia="Arial" w:hAnsi="Arial" w:cs="Arial"/>
-          <w:sz w:val="16"/>
-          <w:szCs w:val="16"/>
-        </w:rPr>
-        <w:tab/>
-      </w:r>
-      <w:r>
-        <w:rPr>
-          <w:rFonts w:ascii="Arial" w:eastAsia="Arial" w:hAnsi="Arial" w:cs="Arial"/>
-          <w:sz w:val="16"/>
-          <w:szCs w:val="16"/>
-        </w:rPr>
-        <w:tab/>
-      </w:r>
-      <w:r>
-        <w:rPr>
-          <w:rFonts w:ascii="Arial" w:eastAsia="Arial" w:hAnsi="Arial" w:cs="Arial"/>
-          <w:sz w:val="16"/>
-          <w:szCs w:val="16"/>
-        </w:rPr>
-        <w:tab/>
-      </w:r>
-      <w:r>
-        <w:rPr>
-          <w:rFonts w:ascii="Arial" w:eastAsia="Arial" w:hAnsi="Arial" w:cs="Arial"/>
-          <w:sz w:val="16"/>
-          <w:szCs w:val="16"/>
-        </w:rPr>
-        <w:tab/>
+        <w:t xml:space="preserve">                 </w:t>
+      </w:r>
+      <w:r>
+        <w:rPr>
+          <w:rFonts w:ascii="Arial" w:eastAsia="Arial" w:hAnsi="Arial" w:cs="Arial"/>
+          <w:sz w:val="16"/>
+          <w:szCs w:val="16"/>
+        </w:rPr>
         <w:t xml:space="preserve">         </w:t>
       </w:r>
       <w:r>
@@ -2314,72 +2290,40 @@
         </w:rPr>
         <w:t xml:space="preserve">Phishing Link and Email Detector | </w:t>
       </w:r>
-      <w:r>
-        <w:rPr>
-          <w:rFonts w:ascii="Arial" w:eastAsia="Arial" w:hAnsi="Arial" w:cs="Arial"/>
-          <w:color w:val="0000FF"/>
-          <w:sz w:val="16"/>
-          <w:szCs w:val="16"/>
-        </w:rPr>
-        <w:t xml:space="preserve">LINK </w:t>
-      </w:r>
-      <w:r>
-        <w:rPr>
-          <w:rFonts w:ascii="Arial" w:eastAsia="Arial" w:hAnsi="Arial" w:cs="Arial"/>
-          <w:color w:val="0000FF"/>
-          <w:sz w:val="16"/>
-          <w:szCs w:val="16"/>
-        </w:rPr>
-        <w:tab/>
-      </w:r>
-      <w:r>
-        <w:rPr>
-          <w:rFonts w:ascii="Arial" w:eastAsia="Arial" w:hAnsi="Arial" w:cs="Arial"/>
-          <w:sz w:val="16"/>
-          <w:szCs w:val="16"/>
-        </w:rPr>
-        <w:tab/>
-      </w:r>
-      <w:r>
-        <w:rPr>
-          <w:rFonts w:ascii="Arial" w:eastAsia="Arial" w:hAnsi="Arial" w:cs="Arial"/>
-          <w:sz w:val="16"/>
-          <w:szCs w:val="16"/>
-        </w:rPr>
-        <w:tab/>
-      </w:r>
-      <w:r>
-        <w:rPr>
-          <w:rFonts w:ascii="Arial" w:eastAsia="Arial" w:hAnsi="Arial" w:cs="Arial"/>
-          <w:sz w:val="16"/>
-          <w:szCs w:val="16"/>
-        </w:rPr>
-        <w:tab/>
-      </w:r>
-      <w:r>
-        <w:rPr>
-          <w:rFonts w:ascii="Arial" w:eastAsia="Arial" w:hAnsi="Arial" w:cs="Arial"/>
-          <w:sz w:val="16"/>
-          <w:szCs w:val="16"/>
-        </w:rPr>
-        <w:tab/>
-        <w:t xml:space="preserve">                             </w:t>
-      </w:r>
-      <w:r>
-        <w:rPr>
-          <w:rFonts w:ascii="Arial" w:eastAsia="Arial" w:hAnsi="Arial" w:cs="Arial"/>
-          <w:sz w:val="16"/>
-          <w:szCs w:val="16"/>
-        </w:rPr>
-        <w:t xml:space="preserve">            </w:t>
-      </w:r>
-      <w:r>
-        <w:rPr>
-          <w:rFonts w:ascii="Arial" w:eastAsia="Arial" w:hAnsi="Arial" w:cs="Arial"/>
-          <w:sz w:val="16"/>
-          <w:szCs w:val="16"/>
-        </w:rPr>
-        <w:t xml:space="preserve"> December 2025 – January 2026</w:t>
+      <w:hyperlink r:id="rId7" w:tgtFrame="_blank" w:history="1">
+        <w:r>
+          <w:rPr>
+            <w:rStyle w:val="Hyperlink"/>
+            <w:rFonts w:ascii="Arial" w:eastAsia="Arial" w:hAnsi="Arial" w:cs="Arial"/>
+            <w:sz w:val="16"/>
+            <w:szCs w:val="16"/>
+          </w:rPr>
+          <w:t>https://main.d336fc2r5vjb84.amplifyapp.com</w:t>
+        </w:r>
+      </w:hyperlink>
+      <w:r>
+        <w:rPr>
+          <w:rFonts w:ascii="Arial" w:eastAsia="Arial" w:hAnsi="Arial" w:cs="Arial"/>
+          <w:sz w:val="16"/>
+          <w:szCs w:val="16"/>
+        </w:rPr>
+        <w:t xml:space="preserve">                                                   </w:t>
+      </w:r>
+      <w:r>
+        <w:rPr>
+          <w:rFonts w:ascii="Arial" w:eastAsia="Arial" w:hAnsi="Arial" w:cs="Arial"/>
+          <w:sz w:val="16"/>
+          <w:szCs w:val="16"/>
+        </w:rPr>
+        <w:t xml:space="preserve"> </w:t>
+      </w:r>
+      <w:r>
+        <w:rPr>
+          <w:rFonts w:ascii="Arial" w:eastAsia="Arial" w:hAnsi="Arial" w:cs="Arial"/>
+          <w:sz w:val="16"/>
+          <w:szCs w:val="16"/>
+        </w:rPr>
+        <w:t>December 2025 – January 2026</w:t>
       </w:r>
     </w:p>
     <w:p>
@@ -3641,7 +3585,6 @@
   <w:style w:type="character" w:default="1" w:styleId="DefaultParagraphFont">
     <w:name w:val="Default Paragraph Font"/>
     <w:uiPriority w:val="1"/>
-    <w:semiHidden/>
     <w:unhideWhenUsed/>
   </w:style>
   <w:style w:type="table" w:default="1" w:styleId="TableNormal">
